--- a/D2_Report.docx
+++ b/D2_Report.docx
@@ -181,13 +181,7 @@
         <w:rPr>
           <w:rFonts w:ascii="Times New Roman" w:hAnsi="Times New Roman" w:cs="Times New Roman"/>
         </w:rPr>
-        <w:t xml:space="preserve"> </w:t>
-      </w:r>
-      <w:r>
-        <w:rPr>
-          <w:rFonts w:ascii="Times New Roman" w:hAnsi="Times New Roman" w:cs="Times New Roman"/>
-        </w:rPr>
-        <w:t>CSAI415_APR26 - Special Topics in AI</w:t>
+        <w:t xml:space="preserve"> CSAI415_APR26 - Special Topics in AI</w:t>
       </w:r>
     </w:p>
     <w:p>
@@ -205,31 +199,7 @@
         <w:rPr>
           <w:rFonts w:ascii="Times New Roman" w:hAnsi="Times New Roman" w:cs="Times New Roman"/>
         </w:rPr>
-        <w:t>‘</w:t>
-      </w:r>
-      <w:r>
-        <w:rPr>
-          <w:rFonts w:ascii="Times New Roman" w:hAnsi="Times New Roman" w:cs="Times New Roman"/>
-        </w:rPr>
-        <w:t>Spring</w:t>
-      </w:r>
-      <w:r>
-        <w:rPr>
-          <w:rFonts w:ascii="Times New Roman" w:hAnsi="Times New Roman" w:cs="Times New Roman"/>
-        </w:rPr>
-        <w:t xml:space="preserve"> 202</w:t>
-      </w:r>
-      <w:r>
-        <w:rPr>
-          <w:rFonts w:ascii="Times New Roman" w:hAnsi="Times New Roman" w:cs="Times New Roman"/>
-        </w:rPr>
-        <w:t>6</w:t>
-      </w:r>
-      <w:r>
-        <w:rPr>
-          <w:rFonts w:ascii="Times New Roman" w:hAnsi="Times New Roman" w:cs="Times New Roman"/>
-        </w:rPr>
-        <w:t>’</w:t>
+        <w:t>‘Spring 2026’</w:t>
       </w:r>
     </w:p>
     <w:p>
@@ -246,19 +216,7 @@
         <w:rPr>
           <w:rFonts w:ascii="Times New Roman" w:hAnsi="Times New Roman" w:cs="Times New Roman"/>
         </w:rPr>
-        <w:t>‘</w:t>
-      </w:r>
-      <w:r>
-        <w:rPr>
-          <w:rFonts w:ascii="Times New Roman" w:hAnsi="Times New Roman" w:cs="Times New Roman"/>
-        </w:rPr>
-        <w:t>Report</w:t>
-      </w:r>
-      <w:r>
-        <w:rPr>
-          <w:rFonts w:ascii="Times New Roman" w:hAnsi="Times New Roman" w:cs="Times New Roman"/>
-        </w:rPr>
-        <w:t>:</w:t>
+        <w:t>‘Report:</w:t>
       </w:r>
       <w:r>
         <w:rPr>
@@ -301,13 +259,7 @@
         <w:rPr>
           <w:rFonts w:ascii="Times New Roman" w:hAnsi="Times New Roman" w:cs="Times New Roman"/>
         </w:rPr>
-        <w:t>Gamze Okmen (22001694)</w:t>
-      </w:r>
-      <w:r>
-        <w:rPr>
-          <w:rFonts w:ascii="Times New Roman" w:hAnsi="Times New Roman" w:cs="Times New Roman"/>
-        </w:rPr>
-        <w:t xml:space="preserve">, </w:t>
+        <w:t xml:space="preserve">Gamze Okmen (22001694), </w:t>
       </w:r>
       <w:r>
         <w:rPr>
@@ -315,63 +267,7 @@
           <w:kern w:val="0"/>
           <w14:ligatures w14:val="none"/>
         </w:rPr>
-        <w:t>Kenan Almukhllati</w:t>
-      </w:r>
-      <w:r>
-        <w:rPr>
-          <w:rFonts w:ascii="Times New Roman" w:eastAsia="Times New Roman" w:hAnsi="Times New Roman" w:cs="Times New Roman"/>
-          <w:kern w:val="0"/>
-          <w14:ligatures w14:val="none"/>
-        </w:rPr>
-        <w:t xml:space="preserve"> (</w:t>
-      </w:r>
-      <w:r>
-        <w:rPr>
-          <w:rFonts w:ascii="Times New Roman" w:eastAsia="Times New Roman" w:hAnsi="Times New Roman" w:cs="Times New Roman"/>
-          <w:kern w:val="0"/>
-          <w14:ligatures w14:val="none"/>
-        </w:rPr>
-        <w:t>2200067</w:t>
-      </w:r>
-      <w:r>
-        <w:rPr>
-          <w:rFonts w:ascii="Times New Roman" w:eastAsia="Times New Roman" w:hAnsi="Times New Roman" w:cs="Times New Roman"/>
-          <w:kern w:val="0"/>
-          <w14:ligatures w14:val="none"/>
-        </w:rPr>
-        <w:t xml:space="preserve">5), </w:t>
-      </w:r>
-      <w:r>
-        <w:rPr>
-          <w:rFonts w:ascii="Times New Roman" w:eastAsia="Times New Roman" w:hAnsi="Times New Roman" w:cs="Times New Roman"/>
-          <w:kern w:val="0"/>
-          <w14:ligatures w14:val="none"/>
-        </w:rPr>
-        <w:t>Alfarouq Alsharif</w:t>
-      </w:r>
-      <w:r>
-        <w:rPr>
-          <w:rFonts w:ascii="Times New Roman" w:eastAsia="Times New Roman" w:hAnsi="Times New Roman" w:cs="Times New Roman"/>
-          <w:kern w:val="0"/>
-          <w14:ligatures w14:val="none"/>
-        </w:rPr>
-        <w:t xml:space="preserve"> (</w:t>
-      </w:r>
-      <w:r>
-        <w:rPr>
-          <w:rFonts w:ascii="Times New Roman" w:eastAsia="Times New Roman" w:hAnsi="Times New Roman" w:cs="Times New Roman"/>
-          <w:kern w:val="0"/>
-          <w14:ligatures w14:val="none"/>
-        </w:rPr>
-        <w:t>22000440</w:t>
-      </w:r>
-      <w:r>
-        <w:rPr>
-          <w:rFonts w:ascii="Times New Roman" w:eastAsia="Times New Roman" w:hAnsi="Times New Roman" w:cs="Times New Roman"/>
-          <w:kern w:val="0"/>
-          <w14:ligatures w14:val="none"/>
-        </w:rPr>
-        <w:t>)</w:t>
+        <w:t>Kenan Almukhllati (22000675), Alfarouq Alsharif (22000440)</w:t>
       </w:r>
     </w:p>
     <w:p>
@@ -388,19 +284,7 @@
         <w:rPr>
           <w:rFonts w:ascii="Times New Roman" w:hAnsi="Times New Roman" w:cs="Times New Roman"/>
         </w:rPr>
-        <w:t>“</w:t>
-      </w:r>
-      <w:r>
-        <w:rPr>
-          <w:rFonts w:ascii="Times New Roman" w:hAnsi="Times New Roman" w:cs="Times New Roman"/>
-        </w:rPr>
-        <w:t>Production RAG Stack, Graph Build &amp; API</w:t>
-      </w:r>
-      <w:r>
-        <w:rPr>
-          <w:rFonts w:ascii="Times New Roman" w:hAnsi="Times New Roman" w:cs="Times New Roman"/>
-        </w:rPr>
-        <w:t>”</w:t>
+        <w:t>“Production RAG Stack, Graph Build &amp; API”</w:t>
       </w:r>
     </w:p>
     <w:p>
@@ -443,19 +327,7 @@
         <w:rPr>
           <w:rFonts w:ascii="Times New Roman" w:hAnsi="Times New Roman" w:cs="Times New Roman"/>
         </w:rPr>
-        <w:t>Artificial Intelligence</w:t>
-      </w:r>
-      <w:r>
-        <w:rPr>
-          <w:rFonts w:ascii="Times New Roman" w:hAnsi="Times New Roman" w:cs="Times New Roman"/>
-        </w:rPr>
-        <w:t xml:space="preserve">, </w:t>
-      </w:r>
-      <w:r>
-        <w:rPr>
-          <w:rFonts w:ascii="Times New Roman" w:hAnsi="Times New Roman" w:cs="Times New Roman"/>
-        </w:rPr>
-        <w:t>The</w:t>
+        <w:t>Artificial Intelligence, The</w:t>
       </w:r>
       <w:r>
         <w:rPr>
@@ -524,19 +396,7 @@
         <w:rPr>
           <w:rFonts w:ascii="Times New Roman" w:hAnsi="Times New Roman" w:cs="Times New Roman"/>
         </w:rPr>
-        <w:t>Jun 3</w:t>
-      </w:r>
-      <w:r>
-        <w:rPr>
-          <w:rFonts w:ascii="Times New Roman" w:hAnsi="Times New Roman" w:cs="Times New Roman"/>
-        </w:rPr>
-        <w:t>, 202</w:t>
-      </w:r>
-      <w:r>
-        <w:rPr>
-          <w:rFonts w:ascii="Times New Roman" w:hAnsi="Times New Roman" w:cs="Times New Roman"/>
-        </w:rPr>
-        <w:t>6</w:t>
+        <w:t>Jun 3, 2026</w:t>
       </w:r>
     </w:p>
     <w:p>
@@ -553,19 +413,7 @@
         <w:rPr>
           <w:rFonts w:ascii="Times New Roman" w:hAnsi="Times New Roman" w:cs="Times New Roman"/>
         </w:rPr>
-        <w:t>‘S</w:t>
-      </w:r>
-      <w:r>
-        <w:rPr>
-          <w:rFonts w:ascii="Times New Roman" w:hAnsi="Times New Roman" w:cs="Times New Roman"/>
-        </w:rPr>
-        <w:t>ubmitted to</w:t>
-      </w:r>
-      <w:r>
-        <w:rPr>
-          <w:rFonts w:ascii="Times New Roman" w:hAnsi="Times New Roman" w:cs="Times New Roman"/>
-        </w:rPr>
-        <w:t>:</w:t>
+        <w:t>‘Submitted to:</w:t>
       </w:r>
       <w:r>
         <w:rPr>
@@ -578,19 +426,7 @@
         <w:rPr>
           <w:rFonts w:ascii="Times New Roman" w:hAnsi="Times New Roman" w:cs="Times New Roman"/>
         </w:rPr>
-        <w:t xml:space="preserve">Prof. </w:t>
-      </w:r>
-      <w:r>
-        <w:rPr>
-          <w:rFonts w:ascii="Times New Roman" w:hAnsi="Times New Roman" w:cs="Times New Roman"/>
-        </w:rPr>
-        <w:t>Ahmed Awad</w:t>
-      </w:r>
-      <w:r>
-        <w:rPr>
-          <w:rFonts w:ascii="Times New Roman" w:hAnsi="Times New Roman" w:cs="Times New Roman"/>
-        </w:rPr>
-        <w:t>’</w:t>
+        <w:t>Prof. Ahmed Awad’</w:t>
       </w:r>
     </w:p>
     <w:p>
@@ -704,46 +540,10 @@
                 <w:webHidden/>
               </w:rPr>
               <w:tab/>
-            </w:r>
-            <w:r>
-              <w:rPr>
-                <w:noProof/>
-                <w:webHidden/>
-              </w:rPr>
               <w:fldChar w:fldCharType="begin"/>
-            </w:r>
-            <w:r>
-              <w:rPr>
-                <w:noProof/>
-                <w:webHidden/>
-              </w:rPr>
               <w:instrText xml:space="preserve"> PAGEREF _Toc231374985 \h </w:instrText>
-            </w:r>
-            <w:r>
-              <w:rPr>
-                <w:noProof/>
-                <w:webHidden/>
-              </w:rPr>
-            </w:r>
-            <w:r>
-              <w:rPr>
-                <w:noProof/>
-                <w:webHidden/>
-              </w:rPr>
               <w:fldChar w:fldCharType="separate"/>
-            </w:r>
-            <w:r>
-              <w:rPr>
-                <w:noProof/>
-                <w:webHidden/>
-              </w:rPr>
               <w:t>3</w:t>
-            </w:r>
-            <w:r>
-              <w:rPr>
-                <w:noProof/>
-                <w:webHidden/>
-              </w:rPr>
               <w:fldChar w:fldCharType="end"/>
             </w:r>
           </w:hyperlink>
@@ -779,46 +579,10 @@
                 <w:webHidden/>
               </w:rPr>
               <w:tab/>
-            </w:r>
-            <w:r>
-              <w:rPr>
-                <w:noProof/>
-                <w:webHidden/>
-              </w:rPr>
               <w:fldChar w:fldCharType="begin"/>
-            </w:r>
-            <w:r>
-              <w:rPr>
-                <w:noProof/>
-                <w:webHidden/>
-              </w:rPr>
               <w:instrText xml:space="preserve"> PAGEREF _Toc231374986 \h </w:instrText>
-            </w:r>
-            <w:r>
-              <w:rPr>
-                <w:noProof/>
-                <w:webHidden/>
-              </w:rPr>
-            </w:r>
-            <w:r>
-              <w:rPr>
-                <w:noProof/>
-                <w:webHidden/>
-              </w:rPr>
               <w:fldChar w:fldCharType="separate"/>
-            </w:r>
-            <w:r>
-              <w:rPr>
-                <w:noProof/>
-                <w:webHidden/>
-              </w:rPr>
               <w:t>3</w:t>
-            </w:r>
-            <w:r>
-              <w:rPr>
-                <w:noProof/>
-                <w:webHidden/>
-              </w:rPr>
               <w:fldChar w:fldCharType="end"/>
             </w:r>
           </w:hyperlink>
@@ -854,46 +618,10 @@
                 <w:webHidden/>
               </w:rPr>
               <w:tab/>
-            </w:r>
-            <w:r>
-              <w:rPr>
-                <w:noProof/>
-                <w:webHidden/>
-              </w:rPr>
               <w:fldChar w:fldCharType="begin"/>
-            </w:r>
-            <w:r>
-              <w:rPr>
-                <w:noProof/>
-                <w:webHidden/>
-              </w:rPr>
               <w:instrText xml:space="preserve"> PAGEREF _Toc231374987 \h </w:instrText>
-            </w:r>
-            <w:r>
-              <w:rPr>
-                <w:noProof/>
-                <w:webHidden/>
-              </w:rPr>
-            </w:r>
-            <w:r>
-              <w:rPr>
-                <w:noProof/>
-                <w:webHidden/>
-              </w:rPr>
               <w:fldChar w:fldCharType="separate"/>
-            </w:r>
-            <w:r>
-              <w:rPr>
-                <w:noProof/>
-                <w:webHidden/>
-              </w:rPr>
               <w:t>4</w:t>
-            </w:r>
-            <w:r>
-              <w:rPr>
-                <w:noProof/>
-                <w:webHidden/>
-              </w:rPr>
               <w:fldChar w:fldCharType="end"/>
             </w:r>
           </w:hyperlink>
@@ -929,46 +657,10 @@
                 <w:webHidden/>
               </w:rPr>
               <w:tab/>
-            </w:r>
-            <w:r>
-              <w:rPr>
-                <w:noProof/>
-                <w:webHidden/>
-              </w:rPr>
               <w:fldChar w:fldCharType="begin"/>
-            </w:r>
-            <w:r>
-              <w:rPr>
-                <w:noProof/>
-                <w:webHidden/>
-              </w:rPr>
               <w:instrText xml:space="preserve"> PAGEREF _Toc231374988 \h </w:instrText>
-            </w:r>
-            <w:r>
-              <w:rPr>
-                <w:noProof/>
-                <w:webHidden/>
-              </w:rPr>
-            </w:r>
-            <w:r>
-              <w:rPr>
-                <w:noProof/>
-                <w:webHidden/>
-              </w:rPr>
               <w:fldChar w:fldCharType="separate"/>
-            </w:r>
-            <w:r>
-              <w:rPr>
-                <w:noProof/>
-                <w:webHidden/>
-              </w:rPr>
               <w:t>4</w:t>
-            </w:r>
-            <w:r>
-              <w:rPr>
-                <w:noProof/>
-                <w:webHidden/>
-              </w:rPr>
               <w:fldChar w:fldCharType="end"/>
             </w:r>
           </w:hyperlink>
@@ -1003,46 +695,10 @@
                 <w:webHidden/>
               </w:rPr>
               <w:tab/>
-            </w:r>
-            <w:r>
-              <w:rPr>
-                <w:noProof/>
-                <w:webHidden/>
-              </w:rPr>
               <w:fldChar w:fldCharType="begin"/>
-            </w:r>
-            <w:r>
-              <w:rPr>
-                <w:noProof/>
-                <w:webHidden/>
-              </w:rPr>
               <w:instrText xml:space="preserve"> PAGEREF _Toc231374989 \h </w:instrText>
-            </w:r>
-            <w:r>
-              <w:rPr>
-                <w:noProof/>
-                <w:webHidden/>
-              </w:rPr>
-            </w:r>
-            <w:r>
-              <w:rPr>
-                <w:noProof/>
-                <w:webHidden/>
-              </w:rPr>
               <w:fldChar w:fldCharType="separate"/>
-            </w:r>
-            <w:r>
-              <w:rPr>
-                <w:noProof/>
-                <w:webHidden/>
-              </w:rPr>
               <w:t>4</w:t>
-            </w:r>
-            <w:r>
-              <w:rPr>
-                <w:noProof/>
-                <w:webHidden/>
-              </w:rPr>
               <w:fldChar w:fldCharType="end"/>
             </w:r>
           </w:hyperlink>
@@ -1077,46 +733,10 @@
                 <w:webHidden/>
               </w:rPr>
               <w:tab/>
-            </w:r>
-            <w:r>
-              <w:rPr>
-                <w:noProof/>
-                <w:webHidden/>
-              </w:rPr>
               <w:fldChar w:fldCharType="begin"/>
-            </w:r>
-            <w:r>
-              <w:rPr>
-                <w:noProof/>
-                <w:webHidden/>
-              </w:rPr>
               <w:instrText xml:space="preserve"> PAGEREF _Toc231374990 \h </w:instrText>
-            </w:r>
-            <w:r>
-              <w:rPr>
-                <w:noProof/>
-                <w:webHidden/>
-              </w:rPr>
-            </w:r>
-            <w:r>
-              <w:rPr>
-                <w:noProof/>
-                <w:webHidden/>
-              </w:rPr>
               <w:fldChar w:fldCharType="separate"/>
-            </w:r>
-            <w:r>
-              <w:rPr>
-                <w:noProof/>
-                <w:webHidden/>
-              </w:rPr>
               <w:t>5</w:t>
-            </w:r>
-            <w:r>
-              <w:rPr>
-                <w:noProof/>
-                <w:webHidden/>
-              </w:rPr>
               <w:fldChar w:fldCharType="end"/>
             </w:r>
           </w:hyperlink>
@@ -1151,46 +771,10 @@
                 <w:webHidden/>
               </w:rPr>
               <w:tab/>
-            </w:r>
-            <w:r>
-              <w:rPr>
-                <w:noProof/>
-                <w:webHidden/>
-              </w:rPr>
               <w:fldChar w:fldCharType="begin"/>
-            </w:r>
-            <w:r>
-              <w:rPr>
-                <w:noProof/>
-                <w:webHidden/>
-              </w:rPr>
               <w:instrText xml:space="preserve"> PAGEREF _Toc231374991 \h </w:instrText>
-            </w:r>
-            <w:r>
-              <w:rPr>
-                <w:noProof/>
-                <w:webHidden/>
-              </w:rPr>
-            </w:r>
-            <w:r>
-              <w:rPr>
-                <w:noProof/>
-                <w:webHidden/>
-              </w:rPr>
               <w:fldChar w:fldCharType="separate"/>
-            </w:r>
-            <w:r>
-              <w:rPr>
-                <w:noProof/>
-                <w:webHidden/>
-              </w:rPr>
               <w:t>6</w:t>
-            </w:r>
-            <w:r>
-              <w:rPr>
-                <w:noProof/>
-                <w:webHidden/>
-              </w:rPr>
               <w:fldChar w:fldCharType="end"/>
             </w:r>
           </w:hyperlink>
@@ -1225,46 +809,10 @@
                 <w:webHidden/>
               </w:rPr>
               <w:tab/>
-            </w:r>
-            <w:r>
-              <w:rPr>
-                <w:noProof/>
-                <w:webHidden/>
-              </w:rPr>
               <w:fldChar w:fldCharType="begin"/>
-            </w:r>
-            <w:r>
-              <w:rPr>
-                <w:noProof/>
-                <w:webHidden/>
-              </w:rPr>
               <w:instrText xml:space="preserve"> PAGEREF _Toc231374992 \h </w:instrText>
-            </w:r>
-            <w:r>
-              <w:rPr>
-                <w:noProof/>
-                <w:webHidden/>
-              </w:rPr>
-            </w:r>
-            <w:r>
-              <w:rPr>
-                <w:noProof/>
-                <w:webHidden/>
-              </w:rPr>
               <w:fldChar w:fldCharType="separate"/>
-            </w:r>
-            <w:r>
-              <w:rPr>
-                <w:noProof/>
-                <w:webHidden/>
-              </w:rPr>
               <w:t>6</w:t>
-            </w:r>
-            <w:r>
-              <w:rPr>
-                <w:noProof/>
-                <w:webHidden/>
-              </w:rPr>
               <w:fldChar w:fldCharType="end"/>
             </w:r>
           </w:hyperlink>
@@ -1300,46 +848,10 @@
                 <w:webHidden/>
               </w:rPr>
               <w:tab/>
-            </w:r>
-            <w:r>
-              <w:rPr>
-                <w:noProof/>
-                <w:webHidden/>
-              </w:rPr>
               <w:fldChar w:fldCharType="begin"/>
-            </w:r>
-            <w:r>
-              <w:rPr>
-                <w:noProof/>
-                <w:webHidden/>
-              </w:rPr>
               <w:instrText xml:space="preserve"> PAGEREF _Toc231374993 \h </w:instrText>
-            </w:r>
-            <w:r>
-              <w:rPr>
-                <w:noProof/>
-                <w:webHidden/>
-              </w:rPr>
-            </w:r>
-            <w:r>
-              <w:rPr>
-                <w:noProof/>
-                <w:webHidden/>
-              </w:rPr>
               <w:fldChar w:fldCharType="separate"/>
-            </w:r>
-            <w:r>
-              <w:rPr>
-                <w:noProof/>
-                <w:webHidden/>
-              </w:rPr>
               <w:t>7</w:t>
-            </w:r>
-            <w:r>
-              <w:rPr>
-                <w:noProof/>
-                <w:webHidden/>
-              </w:rPr>
               <w:fldChar w:fldCharType="end"/>
             </w:r>
           </w:hyperlink>
@@ -1375,46 +887,10 @@
                 <w:webHidden/>
               </w:rPr>
               <w:tab/>
-            </w:r>
-            <w:r>
-              <w:rPr>
-                <w:noProof/>
-                <w:webHidden/>
-              </w:rPr>
               <w:fldChar w:fldCharType="begin"/>
-            </w:r>
-            <w:r>
-              <w:rPr>
-                <w:noProof/>
-                <w:webHidden/>
-              </w:rPr>
               <w:instrText xml:space="preserve"> PAGEREF _Toc231374994 \h </w:instrText>
-            </w:r>
-            <w:r>
-              <w:rPr>
-                <w:noProof/>
-                <w:webHidden/>
-              </w:rPr>
-            </w:r>
-            <w:r>
-              <w:rPr>
-                <w:noProof/>
-                <w:webHidden/>
-              </w:rPr>
               <w:fldChar w:fldCharType="separate"/>
-            </w:r>
-            <w:r>
-              <w:rPr>
-                <w:noProof/>
-                <w:webHidden/>
-              </w:rPr>
               <w:t>7</w:t>
-            </w:r>
-            <w:r>
-              <w:rPr>
-                <w:noProof/>
-                <w:webHidden/>
-              </w:rPr>
               <w:fldChar w:fldCharType="end"/>
             </w:r>
           </w:hyperlink>
@@ -1449,46 +925,10 @@
                 <w:webHidden/>
               </w:rPr>
               <w:tab/>
-            </w:r>
-            <w:r>
-              <w:rPr>
-                <w:noProof/>
-                <w:webHidden/>
-              </w:rPr>
               <w:fldChar w:fldCharType="begin"/>
-            </w:r>
-            <w:r>
-              <w:rPr>
-                <w:noProof/>
-                <w:webHidden/>
-              </w:rPr>
               <w:instrText xml:space="preserve"> PAGEREF _Toc231374995 \h </w:instrText>
-            </w:r>
-            <w:r>
-              <w:rPr>
-                <w:noProof/>
-                <w:webHidden/>
-              </w:rPr>
-            </w:r>
-            <w:r>
-              <w:rPr>
-                <w:noProof/>
-                <w:webHidden/>
-              </w:rPr>
               <w:fldChar w:fldCharType="separate"/>
-            </w:r>
-            <w:r>
-              <w:rPr>
-                <w:noProof/>
-                <w:webHidden/>
-              </w:rPr>
               <w:t>8</w:t>
-            </w:r>
-            <w:r>
-              <w:rPr>
-                <w:noProof/>
-                <w:webHidden/>
-              </w:rPr>
               <w:fldChar w:fldCharType="end"/>
             </w:r>
           </w:hyperlink>
@@ -1523,46 +963,10 @@
                 <w:webHidden/>
               </w:rPr>
               <w:tab/>
-            </w:r>
-            <w:r>
-              <w:rPr>
-                <w:noProof/>
-                <w:webHidden/>
-              </w:rPr>
               <w:fldChar w:fldCharType="begin"/>
-            </w:r>
-            <w:r>
-              <w:rPr>
-                <w:noProof/>
-                <w:webHidden/>
-              </w:rPr>
               <w:instrText xml:space="preserve"> PAGEREF _Toc231374996 \h </w:instrText>
-            </w:r>
-            <w:r>
-              <w:rPr>
-                <w:noProof/>
-                <w:webHidden/>
-              </w:rPr>
-            </w:r>
-            <w:r>
-              <w:rPr>
-                <w:noProof/>
-                <w:webHidden/>
-              </w:rPr>
               <w:fldChar w:fldCharType="separate"/>
-            </w:r>
-            <w:r>
-              <w:rPr>
-                <w:noProof/>
-                <w:webHidden/>
-              </w:rPr>
               <w:t>8</w:t>
-            </w:r>
-            <w:r>
-              <w:rPr>
-                <w:noProof/>
-                <w:webHidden/>
-              </w:rPr>
               <w:fldChar w:fldCharType="end"/>
             </w:r>
           </w:hyperlink>
@@ -1597,46 +1001,10 @@
                 <w:webHidden/>
               </w:rPr>
               <w:tab/>
-            </w:r>
-            <w:r>
-              <w:rPr>
-                <w:noProof/>
-                <w:webHidden/>
-              </w:rPr>
               <w:fldChar w:fldCharType="begin"/>
-            </w:r>
-            <w:r>
-              <w:rPr>
-                <w:noProof/>
-                <w:webHidden/>
-              </w:rPr>
               <w:instrText xml:space="preserve"> PAGEREF _Toc231374997 \h </w:instrText>
-            </w:r>
-            <w:r>
-              <w:rPr>
-                <w:noProof/>
-                <w:webHidden/>
-              </w:rPr>
-            </w:r>
-            <w:r>
-              <w:rPr>
-                <w:noProof/>
-                <w:webHidden/>
-              </w:rPr>
               <w:fldChar w:fldCharType="separate"/>
-            </w:r>
-            <w:r>
-              <w:rPr>
-                <w:noProof/>
-                <w:webHidden/>
-              </w:rPr>
               <w:t>9</w:t>
-            </w:r>
-            <w:r>
-              <w:rPr>
-                <w:noProof/>
-                <w:webHidden/>
-              </w:rPr>
               <w:fldChar w:fldCharType="end"/>
             </w:r>
           </w:hyperlink>
@@ -1672,46 +1040,10 @@
                 <w:webHidden/>
               </w:rPr>
               <w:tab/>
-            </w:r>
-            <w:r>
-              <w:rPr>
-                <w:noProof/>
-                <w:webHidden/>
-              </w:rPr>
               <w:fldChar w:fldCharType="begin"/>
-            </w:r>
-            <w:r>
-              <w:rPr>
-                <w:noProof/>
-                <w:webHidden/>
-              </w:rPr>
               <w:instrText xml:space="preserve"> PAGEREF _Toc231374998 \h </w:instrText>
-            </w:r>
-            <w:r>
-              <w:rPr>
-                <w:noProof/>
-                <w:webHidden/>
-              </w:rPr>
-            </w:r>
-            <w:r>
-              <w:rPr>
-                <w:noProof/>
-                <w:webHidden/>
-              </w:rPr>
               <w:fldChar w:fldCharType="separate"/>
-            </w:r>
-            <w:r>
-              <w:rPr>
-                <w:noProof/>
-                <w:webHidden/>
-              </w:rPr>
               <w:t>10</w:t>
-            </w:r>
-            <w:r>
-              <w:rPr>
-                <w:noProof/>
-                <w:webHidden/>
-              </w:rPr>
               <w:fldChar w:fldCharType="end"/>
             </w:r>
           </w:hyperlink>
@@ -1747,46 +1079,10 @@
                 <w:webHidden/>
               </w:rPr>
               <w:tab/>
-            </w:r>
-            <w:r>
-              <w:rPr>
-                <w:noProof/>
-                <w:webHidden/>
-              </w:rPr>
               <w:fldChar w:fldCharType="begin"/>
-            </w:r>
-            <w:r>
-              <w:rPr>
-                <w:noProof/>
-                <w:webHidden/>
-              </w:rPr>
               <w:instrText xml:space="preserve"> PAGEREF _Toc231374999 \h </w:instrText>
-            </w:r>
-            <w:r>
-              <w:rPr>
-                <w:noProof/>
-                <w:webHidden/>
-              </w:rPr>
-            </w:r>
-            <w:r>
-              <w:rPr>
-                <w:noProof/>
-                <w:webHidden/>
-              </w:rPr>
               <w:fldChar w:fldCharType="separate"/>
-            </w:r>
-            <w:r>
-              <w:rPr>
-                <w:noProof/>
-                <w:webHidden/>
-              </w:rPr>
               <w:t>10</w:t>
-            </w:r>
-            <w:r>
-              <w:rPr>
-                <w:noProof/>
-                <w:webHidden/>
-              </w:rPr>
               <w:fldChar w:fldCharType="end"/>
             </w:r>
           </w:hyperlink>
@@ -1821,46 +1117,10 @@
                 <w:webHidden/>
               </w:rPr>
               <w:tab/>
-            </w:r>
-            <w:r>
-              <w:rPr>
-                <w:noProof/>
-                <w:webHidden/>
-              </w:rPr>
               <w:fldChar w:fldCharType="begin"/>
-            </w:r>
-            <w:r>
-              <w:rPr>
-                <w:noProof/>
-                <w:webHidden/>
-              </w:rPr>
               <w:instrText xml:space="preserve"> PAGEREF _Toc231375000 \h </w:instrText>
-            </w:r>
-            <w:r>
-              <w:rPr>
-                <w:noProof/>
-                <w:webHidden/>
-              </w:rPr>
-            </w:r>
-            <w:r>
-              <w:rPr>
-                <w:noProof/>
-                <w:webHidden/>
-              </w:rPr>
               <w:fldChar w:fldCharType="separate"/>
-            </w:r>
-            <w:r>
-              <w:rPr>
-                <w:noProof/>
-                <w:webHidden/>
-              </w:rPr>
               <w:t>10</w:t>
-            </w:r>
-            <w:r>
-              <w:rPr>
-                <w:noProof/>
-                <w:webHidden/>
-              </w:rPr>
               <w:fldChar w:fldCharType="end"/>
             </w:r>
           </w:hyperlink>
@@ -1895,46 +1155,10 @@
                 <w:webHidden/>
               </w:rPr>
               <w:tab/>
-            </w:r>
-            <w:r>
-              <w:rPr>
-                <w:noProof/>
-                <w:webHidden/>
-              </w:rPr>
               <w:fldChar w:fldCharType="begin"/>
-            </w:r>
-            <w:r>
-              <w:rPr>
-                <w:noProof/>
-                <w:webHidden/>
-              </w:rPr>
               <w:instrText xml:space="preserve"> PAGEREF _Toc231375001 \h </w:instrText>
-            </w:r>
-            <w:r>
-              <w:rPr>
-                <w:noProof/>
-                <w:webHidden/>
-              </w:rPr>
-            </w:r>
-            <w:r>
-              <w:rPr>
-                <w:noProof/>
-                <w:webHidden/>
-              </w:rPr>
               <w:fldChar w:fldCharType="separate"/>
-            </w:r>
-            <w:r>
-              <w:rPr>
-                <w:noProof/>
-                <w:webHidden/>
-              </w:rPr>
               <w:t>11</w:t>
-            </w:r>
-            <w:r>
-              <w:rPr>
-                <w:noProof/>
-                <w:webHidden/>
-              </w:rPr>
               <w:fldChar w:fldCharType="end"/>
             </w:r>
           </w:hyperlink>
@@ -1969,46 +1193,10 @@
                 <w:webHidden/>
               </w:rPr>
               <w:tab/>
-            </w:r>
-            <w:r>
-              <w:rPr>
-                <w:noProof/>
-                <w:webHidden/>
-              </w:rPr>
               <w:fldChar w:fldCharType="begin"/>
-            </w:r>
-            <w:r>
-              <w:rPr>
-                <w:noProof/>
-                <w:webHidden/>
-              </w:rPr>
               <w:instrText xml:space="preserve"> PAGEREF _Toc231375002 \h </w:instrText>
-            </w:r>
-            <w:r>
-              <w:rPr>
-                <w:noProof/>
-                <w:webHidden/>
-              </w:rPr>
-            </w:r>
-            <w:r>
-              <w:rPr>
-                <w:noProof/>
-                <w:webHidden/>
-              </w:rPr>
               <w:fldChar w:fldCharType="separate"/>
-            </w:r>
-            <w:r>
-              <w:rPr>
-                <w:noProof/>
-                <w:webHidden/>
-              </w:rPr>
               <w:t>11</w:t>
-            </w:r>
-            <w:r>
-              <w:rPr>
-                <w:noProof/>
-                <w:webHidden/>
-              </w:rPr>
               <w:fldChar w:fldCharType="end"/>
             </w:r>
           </w:hyperlink>
@@ -2043,46 +1231,10 @@
                 <w:webHidden/>
               </w:rPr>
               <w:tab/>
-            </w:r>
-            <w:r>
-              <w:rPr>
-                <w:noProof/>
-                <w:webHidden/>
-              </w:rPr>
               <w:fldChar w:fldCharType="begin"/>
-            </w:r>
-            <w:r>
-              <w:rPr>
-                <w:noProof/>
-                <w:webHidden/>
-              </w:rPr>
               <w:instrText xml:space="preserve"> PAGEREF _Toc231375003 \h </w:instrText>
-            </w:r>
-            <w:r>
-              <w:rPr>
-                <w:noProof/>
-                <w:webHidden/>
-              </w:rPr>
-            </w:r>
-            <w:r>
-              <w:rPr>
-                <w:noProof/>
-                <w:webHidden/>
-              </w:rPr>
               <w:fldChar w:fldCharType="separate"/>
-            </w:r>
-            <w:r>
-              <w:rPr>
-                <w:noProof/>
-                <w:webHidden/>
-              </w:rPr>
               <w:t>11</w:t>
-            </w:r>
-            <w:r>
-              <w:rPr>
-                <w:noProof/>
-                <w:webHidden/>
-              </w:rPr>
               <w:fldChar w:fldCharType="end"/>
             </w:r>
           </w:hyperlink>
@@ -2118,46 +1270,10 @@
                 <w:webHidden/>
               </w:rPr>
               <w:tab/>
-            </w:r>
-            <w:r>
-              <w:rPr>
-                <w:noProof/>
-                <w:webHidden/>
-              </w:rPr>
               <w:fldChar w:fldCharType="begin"/>
-            </w:r>
-            <w:r>
-              <w:rPr>
-                <w:noProof/>
-                <w:webHidden/>
-              </w:rPr>
               <w:instrText xml:space="preserve"> PAGEREF _Toc231375004 \h </w:instrText>
-            </w:r>
-            <w:r>
-              <w:rPr>
-                <w:noProof/>
-                <w:webHidden/>
-              </w:rPr>
-            </w:r>
-            <w:r>
-              <w:rPr>
-                <w:noProof/>
-                <w:webHidden/>
-              </w:rPr>
               <w:fldChar w:fldCharType="separate"/>
-            </w:r>
-            <w:r>
-              <w:rPr>
-                <w:noProof/>
-                <w:webHidden/>
-              </w:rPr>
               <w:t>11</w:t>
-            </w:r>
-            <w:r>
-              <w:rPr>
-                <w:noProof/>
-                <w:webHidden/>
-              </w:rPr>
               <w:fldChar w:fldCharType="end"/>
             </w:r>
           </w:hyperlink>
@@ -2193,46 +1309,10 @@
                 <w:webHidden/>
               </w:rPr>
               <w:tab/>
-            </w:r>
-            <w:r>
-              <w:rPr>
-                <w:noProof/>
-                <w:webHidden/>
-              </w:rPr>
               <w:fldChar w:fldCharType="begin"/>
-            </w:r>
-            <w:r>
-              <w:rPr>
-                <w:noProof/>
-                <w:webHidden/>
-              </w:rPr>
               <w:instrText xml:space="preserve"> PAGEREF _Toc231375005 \h </w:instrText>
-            </w:r>
-            <w:r>
-              <w:rPr>
-                <w:noProof/>
-                <w:webHidden/>
-              </w:rPr>
-            </w:r>
-            <w:r>
-              <w:rPr>
-                <w:noProof/>
-                <w:webHidden/>
-              </w:rPr>
               <w:fldChar w:fldCharType="separate"/>
-            </w:r>
-            <w:r>
-              <w:rPr>
-                <w:noProof/>
-                <w:webHidden/>
-              </w:rPr>
               <w:t>11</w:t>
-            </w:r>
-            <w:r>
-              <w:rPr>
-                <w:noProof/>
-                <w:webHidden/>
-              </w:rPr>
               <w:fldChar w:fldCharType="end"/>
             </w:r>
           </w:hyperlink>
@@ -2343,6 +1423,64 @@
           <w:szCs w:val="20"/>
         </w:rPr>
         <w:t>The stack is a ground-up replacement of D1's in-memory mocks with real, persistent services. MongoDB and Qdrant run as Docker containers with named volumes and health checks. Neo4j is hosted on Aura. FastAPI exposes the corpus, retrieval pipeline, and graph through typed HTTP endpoints. Every I/O path is async.</w:t>
+      </w:r>
+    </w:p>
+    <w:p>
+      <w:pPr>
+        <w:spacing w:before="120" w:after="40"/>
+        <w:jc w:val="center"/>
+      </w:pPr>
+      <w:r>
+        <w:drawing>
+          <wp:inline distT="0" distB="0" distL="0" distR="0">
+            <wp:extent cx="5029200" cy="2730754"/>
+            <wp:effectExtent l="0" t="0" r="0" b="0"/>
+            <wp:docPr id="100" name="Figure 1 Dataflow"/>
+            <wp:cNvGraphicFramePr>
+              <a:graphicFrameLocks xmlns:a="http://schemas.openxmlformats.org/drawingml/2006/main" noChangeAspect="1"/>
+            </wp:cNvGraphicFramePr>
+            <a:graphic xmlns:a="http://schemas.openxmlformats.org/drawingml/2006/main">
+              <a:graphicData uri="http://schemas.openxmlformats.org/drawingml/2006/picture">
+                <pic:pic xmlns:pic="http://schemas.openxmlformats.org/drawingml/2006/picture">
+                  <pic:nvPicPr>
+                    <pic:cNvPr id="100" name="d2_architecture.png"/>
+                    <pic:cNvPicPr/>
+                  </pic:nvPicPr>
+                  <pic:blipFill>
+                    <a:blip xmlns:r="http://schemas.openxmlformats.org/officeDocument/2006/relationships" r:embed="rId200"/>
+                    <a:stretch>
+                      <a:fillRect/>
+                    </a:stretch>
+                  </pic:blipFill>
+                  <pic:spPr>
+                    <a:xfrm>
+                      <a:off x="0" y="0"/>
+                      <a:ext cx="5029200" cy="2730754"/>
+                    </a:xfrm>
+                    <a:prstGeom prst="rect">
+                      <a:avLst/>
+                    </a:prstGeom>
+                  </pic:spPr>
+                </pic:pic>
+              </a:graphicData>
+            </a:graphic>
+          </wp:inline>
+        </w:drawing>
+      </w:r>
+    </w:p>
+    <w:p>
+      <w:pPr>
+        <w:spacing w:after="160"/>
+        <w:jc w:val="center"/>
+      </w:pPr>
+      <w:r>
+        <w:rPr>
+          <w:rFonts w:ascii="Calibri" w:eastAsia="Calibri" w:hAnsi="Calibri" w:cs="Calibri"/>
+          <w:i/>
+          <w:sz w:val="18"/>
+          <w:szCs w:val="18"/>
+        </w:rPr>
+        <w:t>Figure 1. System dataflow: ingest → stores (MongoDB / Qdrant / Neo4j) → hybrid retrieval → graph.</w:t>
       </w:r>
     </w:p>
     <w:p>
@@ -5418,13 +4556,6 @@
           <w:szCs w:val="20"/>
         </w:rPr>
         <w:t xml:space="preserve">Per-query Recall@5 was measured for all four modes across the 30-query gold set. 22 of 30 queries were answered correctly by all four modes simultaneously — these are the easy cases where the relevant paper is unambiguously </w:t>
-      </w:r>
-      <w:r>
-        <w:rPr>
-          <w:rFonts w:ascii="Calibri" w:eastAsia="Calibri" w:hAnsi="Calibri" w:cs="Calibri"/>
-          <w:sz w:val="20"/>
-          <w:szCs w:val="20"/>
-        </w:rPr>
         <w:lastRenderedPageBreak/>
         <w:t>the most similar document in the corpus. 3 of 30 queries were missed by dense-only retrieval but recovered by the reranker — these are cases where embedding similarity is misleading (e.g. a query about wireless communications that superficially resembles RAG content) but cross-encoder scoring correctly identifies the source paper. Full per-query results are in results/d2_per_query_metrics.json.</w:t>
       </w:r>
